--- a/sources/veille/2026-06-22_veille_rbpp_vie-intime-affective-sexuelle-volet1.docx
+++ b/sources/veille/2026-06-22_veille_rbpp_vie-intime-affective-sexuelle-volet1.docx
@@ -75,7 +75,28 @@
           <w:sz w:val="20"/>
           <w:szCs w:val="20"/>
         </w:rPr>
-        <w:t xml:space="preserve">Source : HAS (Haute Autorité de Santé) — Validé CSMS le 14 janvier 2025, mis à jour novembre 2025</w:t>
+        <w:t xml:space="preserve">Source : HAS (Haute Autorité de Santé), </w:t>
+      </w:r>
+      <w:hyperlink w:history="1" r:id="rIdhas3590098">
+        <w:r>
+          <w:rPr>
+            <w:rFonts w:ascii="Calibri" w:cs="Calibri" w:eastAsia="Calibri" w:hAnsi="Calibri"/>
+            <w:sz w:val="20"/>
+            <w:szCs w:val="20"/>
+            <w:color w:val="1155CC"/>
+            <w:u w:val="single"/>
+          </w:rPr>
+          <w:t xml:space="preserve">has-sante.fr/jcms/p_3590098</w:t>
+        </w:r>
+      </w:hyperlink>
+      <w:r>
+        <w:rPr>
+          <w:rFonts w:ascii="Calibri" w:cs="Calibri" w:eastAsia="Calibri" w:hAnsi="Calibri"/>
+          <w:color w:val="888888"/>
+          <w:sz w:val="20"/>
+          <w:szCs w:val="20"/>
+        </w:rPr>
+        <w:t xml:space="preserve"> — Validé CSMS le 14 janvier 2025, mis à jour novembre 2025</w:t>
       </w:r>
     </w:p>
     <w:p>
@@ -1667,6 +1688,50 @@
           <w:szCs w:val="22"/>
         </w:rPr>
         <w:t xml:space="preserve">• CASF — Article L. 312-1 (liste des ESSMS) et Article D. 142-1-1 (objectifs du travail social)</w:t>
+      </w:r>
+    </w:p>
+    <w:p>
+      <w:pPr>
+        <w:spacing w:after="120" w:before="320"/>
+      </w:pPr>
+      <w:r>
+        <w:rPr>
+          <w:rFonts w:ascii="Calibri" w:cs="Calibri" w:eastAsia="Calibri" w:hAnsi="Calibri"/>
+          <w:b/>
+          <w:bCs/>
+          <w:color w:val="1B3A6B"/>
+          <w:sz w:val="28"/>
+          <w:szCs w:val="28"/>
+        </w:rPr>
+        <w:t xml:space="preserve">📝 Journal des corrections — 12 septembre 2026</w:t>
+      </w:r>
+    </w:p>
+    <w:p>
+      <w:pPr>
+        <w:spacing w:after="80"/>
+      </w:pPr>
+      <w:r>
+        <w:rPr>
+          <w:rFonts w:ascii="Calibri" w:cs="Calibri" w:eastAsia="Calibri" w:hAnsi="Calibri"/>
+          <w:color w:val="1F2937"/>
+          <w:sz w:val="22"/>
+          <w:szCs w:val="22"/>
+        </w:rPr>
+        <w:t xml:space="preserve">Note relue le 12/09/2026 au cours d'un contrôle d'attribution des 221 documents du dépôt (passes A2 et A4 : une norme nommée, une ligne « Source : », portent une adresse). Contenu inchangé.</w:t>
+      </w:r>
+    </w:p>
+    <w:p>
+      <w:pPr>
+        <w:spacing w:after="80"/>
+      </w:pPr>
+      <w:r>
+        <w:rPr>
+          <w:rFonts w:ascii="Calibri" w:cs="Calibri" w:eastAsia="Calibri" w:hAnsi="Calibri"/>
+          <w:color w:val="1F2937"/>
+          <w:sz w:val="22"/>
+          <w:szCs w:val="22"/>
+        </w:rPr>
+        <w:t xml:space="preserve">La ligne d'en-tête « Source : HAS (Haute Autorité de Santé) — Validé CSMS le 14 janvier 2025… » nommait la recommandation sans adresse à portée de lecture (l'adresse figurait plus bas, en clair). La page HAS de la recommandation (p_3590098) est ajoutée sur la ligne et liée.</w:t>
       </w:r>
     </w:p>
     <w:sectPr>
